--- a/api/templates/Letter - Final Letter after documents have been signed - Couple (Clio).docx
+++ b/api/templates/Letter - Final Letter after documents have been signed - Couple (Clio).docx
@@ -18,9 +18,7 @@
         <w:pStyle w:val="NormalText"/>
       </w:pPr>
       <w:r>
-        <w:rPr>
-          <w:highlight w:val="magenta"/>
-        </w:rPr>
+        <w:rPr/>
         <w:t>#to be inserted onto your letterhead</w:t>
       </w:r>
     </w:p>
@@ -160,9 +158,7 @@
     <w:p>
       <w:pPr>
         <w:pStyle w:val="NormalText"/>
-        <w:rPr>
-          <w:highlight w:val="yellow"/>
-        </w:rPr>
+        <w:rPr/>
       </w:pPr>
     </w:p>
     <w:p>
@@ -173,58 +169,42 @@
         <w:t xml:space="preserve">Dear </w:t>
       </w:r>
       <w:r>
-        <w:rPr>
-          <w:highlight w:val="yellow"/>
-        </w:rPr>
+        <w:rPr/>
         <w:t xml:space="preserve">&lt;&lt; </w:t>
       </w:r>
       <w:proofErr w:type="spellStart"/>
       <w:r>
-        <w:rPr>
-          <w:highlight w:val="yellow"/>
-        </w:rPr>
+        <w:rPr/>
         <w:t>Matter.Relationships.</w:t>
       </w:r>
       <w:r>
-        <w:rPr>
-          <w:highlight w:val="yellow"/>
-        </w:rPr>
+        <w:rPr/>
         <w:t>Mr</w:t>
       </w:r>
       <w:r>
-        <w:rPr>
-          <w:highlight w:val="yellow"/>
-        </w:rPr>
+        <w:rPr/>
         <w:t>.FirstName</w:t>
       </w:r>
       <w:proofErr w:type="spellEnd"/>
       <w:r>
-        <w:rPr>
-          <w:highlight w:val="yellow"/>
-        </w:rPr>
+        <w:rPr/>
         <w:t xml:space="preserve"> &gt;&gt;</w:t>
       </w:r>
       <w:r>
         <w:t xml:space="preserve"> and </w:t>
       </w:r>
       <w:r>
-        <w:rPr>
-          <w:highlight w:val="yellow"/>
-        </w:rPr>
+        <w:rPr/>
         <w:t xml:space="preserve">&lt;&lt; </w:t>
       </w:r>
       <w:proofErr w:type="spellStart"/>
       <w:r>
-        <w:rPr>
-          <w:highlight w:val="yellow"/>
-        </w:rPr>
+        <w:rPr/>
         <w:t>Matter.Relationships.Mrs.FirstName</w:t>
       </w:r>
       <w:proofErr w:type="spellEnd"/>
       <w:r>
-        <w:rPr>
-          <w:highlight w:val="yellow"/>
-        </w:rPr>
+        <w:rPr/>
         <w:t xml:space="preserve"> &gt;&gt;</w:t>
       </w:r>
       <w:r>
@@ -239,23 +219,17 @@
         <w:t xml:space="preserve">Re: </w:t>
       </w:r>
       <w:r>
-        <w:rPr>
-          <w:highlight w:val="yellow"/>
-        </w:rPr>
+        <w:rPr/>
         <w:t xml:space="preserve">&lt;&lt; </w:t>
       </w:r>
       <w:proofErr w:type="spellStart"/>
       <w:r>
-        <w:rPr>
-          <w:highlight w:val="yellow"/>
-        </w:rPr>
+        <w:rPr/>
         <w:t>Matter.Description</w:t>
       </w:r>
       <w:proofErr w:type="spellEnd"/>
       <w:r>
-        <w:rPr>
-          <w:highlight w:val="yellow"/>
-        </w:rPr>
+        <w:rPr/>
         <w:t xml:space="preserve"> &gt;&gt;</w:t>
       </w:r>
     </w:p>
@@ -295,9 +269,7 @@
         <w:t xml:space="preserve"> </w:t>
       </w:r>
       <w:r>
-        <w:rPr>
-          <w:highlight w:val="yellow"/>
-        </w:rPr>
+        <w:rPr/>
         <w:t>#amend list as appropriate based on documents received</w:t>
       </w:r>
     </w:p>
@@ -322,9 +294,7 @@
         <w:pStyle w:val="ListNumberLevel2"/>
       </w:pPr>
       <w:r>
-        <w:rPr>
-          <w:highlight w:val="cyan"/>
-        </w:rPr>
+        <w:rPr/>
         <w:t>#include if applicable</w:t>
       </w:r>
       <w:r>
@@ -336,9 +306,7 @@
         <w:pStyle w:val="ListNumberLevel2"/>
       </w:pPr>
       <w:r>
-        <w:rPr>
-          <w:highlight w:val="cyan"/>
-        </w:rPr>
+        <w:rPr/>
         <w:t>#include if applicable</w:t>
       </w:r>
       <w:r>
@@ -372,9 +340,7 @@
         </w:rPr>
       </w:pPr>
       <w:r>
-        <w:rPr>
-          <w:highlight w:val="cyan"/>
-        </w:rPr>
+        <w:rPr/>
         <w:t>#if waiting on power of attorney documents</w:t>
       </w:r>
       <w:r>
@@ -391,7 +357,6 @@
       <w:r>
         <w:rPr>
           <w:color w:val="1E2635"/>
-          <w:highlight w:val="yellow"/>
         </w:rPr>
         <w:t xml:space="preserve">&lt;&lt; </w:t>
       </w:r>
@@ -399,7 +364,6 @@
       <w:r>
         <w:rPr>
           <w:color w:val="1E2635"/>
-          <w:highlight w:val="yellow"/>
         </w:rPr>
         <w:t>Firm.Name</w:t>
       </w:r>
@@ -407,28 +371,24 @@
       <w:r>
         <w:rPr>
           <w:color w:val="1E2635"/>
-          <w:highlight w:val="yellow"/>
         </w:rPr>
         <w:t xml:space="preserve"> &gt;&gt;</w:t>
       </w:r>
       <w:r>
         <w:rPr>
           <w:color w:val="1E2635"/>
-          <w:highlight w:val="yellow"/>
         </w:rPr>
         <w:br/>
       </w:r>
       <w:r>
         <w:rPr>
           <w:color w:val="1E2635"/>
-          <w:highlight w:val="yellow"/>
         </w:rPr>
         <w:br/>
       </w:r>
       <w:r>
         <w:rPr>
           <w:rFonts w:eastAsia="Calibri"/>
-          <w:highlight w:val="yellow"/>
         </w:rPr>
         <w:t xml:space="preserve">&lt;&lt; </w:t>
       </w:r>
@@ -436,7 +396,6 @@
       <w:r>
         <w:rPr>
           <w:rFonts w:eastAsia="Calibri"/>
-          <w:highlight w:val="yellow"/>
         </w:rPr>
         <w:t>User.Address</w:t>
       </w:r>
@@ -444,7 +403,6 @@
       <w:r>
         <w:rPr>
           <w:rFonts w:eastAsia="Calibri"/>
-          <w:highlight w:val="yellow"/>
         </w:rPr>
         <w:t xml:space="preserve"> &gt;&gt;</w:t>
       </w:r>
@@ -472,9 +430,7 @@
         <w:ind w:left="720" w:hanging="14"/>
       </w:pPr>
       <w:r>
-        <w:rPr>
-          <w:highlight w:val="yellow"/>
-        </w:rPr>
+        <w:rPr/>
         <w:lastRenderedPageBreak/>
         <w:t>#Review and amend based on superannuation recommendations. If the client has a SMSF, then we recommend you refer to the BDBN Precedent Pack which has detailed guidance and</w:t>
       </w:r>
@@ -482,21 +438,15 @@
         <w:t xml:space="preserve"> </w:t>
       </w:r>
       <w:r>
-        <w:rPr>
-          <w:highlight w:val="yellow"/>
-        </w:rPr>
+        <w:rPr/>
         <w:t xml:space="preserve">suggested wording for BDBNs relating to SMSFs.  The below wording assumes the client has a retail/industry fund only.  The wording below assumes that the recommendation is to pass the super benefits to the LPR for distribution under the will.  </w:t>
       </w:r>
       <w:r>
-        <w:rPr>
-          <w:highlight w:val="yellow"/>
-        </w:rPr>
+        <w:rPr/>
         <w:t>Review and amend as appropriate for client circumstances and your recommendations.</w:t>
       </w:r>
       <w:r>
-        <w:rPr>
-          <w:highlight w:val="yellow"/>
-        </w:rPr>
+        <w:rPr/>
         <w:t xml:space="preserve"> </w:t>
       </w:r>
     </w:p>
@@ -505,15 +455,11 @@
         <w:pStyle w:val="ListNumberLevel1"/>
       </w:pPr>
       <w:r>
-        <w:rPr>
-          <w:highlight w:val="cyan"/>
-        </w:rPr>
+        <w:rPr/>
         <w:t>#if client/adviser has updated superannuation nominations</w:t>
       </w:r>
       <w:r>
-        <w:rPr>
-          <w:highlight w:val="cyan"/>
-        </w:rPr>
+        <w:rPr/>
         <w:t>:</w:t>
       </w:r>
       <w:r>
@@ -569,9 +515,7 @@
         <w:t>.</w:t>
       </w:r>
       <w:r>
-        <w:rPr>
-          <w:highlight w:val="cyan"/>
-        </w:rPr>
+        <w:rPr/>
         <w:t xml:space="preserve"> #end</w:t>
       </w:r>
     </w:p>
@@ -580,9 +524,7 @@
         <w:pStyle w:val="ListNumberLevel1"/>
       </w:pPr>
       <w:r>
-        <w:rPr>
-          <w:highlight w:val="cyan"/>
-        </w:rPr>
+        <w:rPr/>
         <w:t>#if your firm has updated superannuation nominations:</w:t>
       </w:r>
       <w:r>
@@ -602,9 +544,7 @@
         <w:t>lodged them with your superannuation fund on your behalf.</w:t>
       </w:r>
       <w:r>
-        <w:rPr>
-          <w:highlight w:val="cyan"/>
-        </w:rPr>
+        <w:rPr/>
         <w:t xml:space="preserve"> #end</w:t>
       </w:r>
     </w:p>
@@ -650,9 +590,7 @@
         <w:t xml:space="preserve">his could have a significant impact on the value of your estate and the effectiveness of your wills, and could mean that your intended beneficiaries do not receive your superannuation benefits. </w:t>
       </w:r>
       <w:r>
-        <w:rPr>
-          <w:highlight w:val="cyan"/>
-        </w:rPr>
+        <w:rPr/>
         <w:t xml:space="preserve"> </w:t>
       </w:r>
     </w:p>
